--- a/eventos/resources/documentos/modelo_ordem_servico.docx
+++ b/eventos/resources/documentos/modelo_ordem_servico.docx
@@ -19,22 +19,147 @@
         <w:jc w:val="left"/>
       </w:pPr>
     </w:p>
-    <w:p xmlns:wp14="http://schemas.microsoft.com/office/word/2010/wordml" wp14:textId="77777777">
+    <w:p xmlns:wp14="http://schemas.microsoft.com/office/word/2010/wordml" wp14:textId="5834128D">
       <w:pPr>
         <w:spacing w:line="360" w:lineRule="auto"/>
         <w:jc w:val="center"/>
         <w:rPr>
+          <w:b w:val="1"/>
+          <w:bCs w:val="1"/>
+        </w:rPr>
+      </w:pPr>
+      <w:r>
+        <w:rPr>
+          <w:b w:val="1"/>
+          <w:bCs w:val="1"/>
+        </w:rPr>
+        <w:t>ORDEM DE SERVIÇO {{</w:t>
+      </w:r>
+      <w:r>
+        <w:rPr>
+          <w:b w:val="1"/>
+          <w:bCs w:val="1"/>
+        </w:rPr>
+        <w:t>ordem_de_servico</w:t>
+      </w:r>
+      <w:r>
+        <w:rPr>
+          <w:b w:val="1"/>
+          <w:bCs w:val="1"/>
+        </w:rPr>
+        <w:t>}}/</w:t>
+      </w:r>
+      <w:r>
+        <w:rPr>
+          <w:b w:val="1"/>
+          <w:bCs w:val="1"/>
+        </w:rPr>
+        <w:t>{{unidade</w:t>
+      </w:r>
+      <w:r>
+        <w:rPr>
+          <w:b w:val="1"/>
+          <w:bCs w:val="1"/>
+        </w:rPr>
+        <w:t>_abreviado</w:t>
+      </w:r>
+      <w:r>
+        <w:rPr>
+          <w:b w:val="1"/>
+          <w:bCs w:val="1"/>
+        </w:rPr>
+        <w:t>}}</w:t>
+      </w:r>
+    </w:p>
+    <w:p xmlns:wp14="http://schemas.microsoft.com/office/word/2010/wordml" wp14:textId="77777777">
+      <w:pPr>
+        <w:spacing w:line="360" w:lineRule="auto"/>
+        <w:jc w:val="center"/>
+        <w:rPr>
           <w:b/>
           <w:bCs/>
         </w:rPr>
       </w:pPr>
-      <w:r>
+    </w:p>
+    <w:p xmlns:wp14="http://schemas.microsoft.com/office/word/2010/wordml" wp14:textId="77777777">
+      <w:pPr>
+        <w:spacing w:line="360" w:lineRule="auto"/>
+        <w:jc w:val="center"/>
         <w:rPr>
           <w:b/>
           <w:bCs/>
         </w:rPr>
-        <w:t>ORDEM DE SERVIÇO {{ordem_de_servico}}/{{unidade}}</w:t>
-      </w:r>
+      </w:pPr>
+    </w:p>
+    <w:p xmlns:wp14="http://schemas.microsoft.com/office/word/2010/wordml" wp14:textId="77777777">
+      <w:pPr>
+        <w:spacing w:line="360" w:lineRule="auto"/>
+        <w:jc w:val="left"/>
+      </w:pPr>
+      <w:r>
+        <w:t xml:space="preserve">Ref.: Diligências </w:t>
+      </w:r>
+    </w:p>
+    <w:p xmlns:wp14="http://schemas.microsoft.com/office/word/2010/wordml" wp14:textId="77777777">
+      <w:pPr>
+        <w:spacing w:line="360" w:lineRule="auto"/>
+        <w:jc w:val="left"/>
+      </w:pPr>
+    </w:p>
+    <w:p xmlns:wp14="http://schemas.microsoft.com/office/word/2010/wordml" wp14:textId="2EFC5969">
+      <w:pPr>
+        <w:spacing w:line="360" w:lineRule="auto"/>
+      </w:pPr>
+      <w:r>
+        <w:rPr/>
+        <w:t>Eu, {{</w:t>
+      </w:r>
+      <w:r>
+        <w:rPr/>
+        <w:t>nome_chefia</w:t>
+      </w:r>
+      <w:r>
+        <w:rPr/>
+        <w:t>}}, {{</w:t>
+      </w:r>
+      <w:r>
+        <w:rPr/>
+        <w:t>cargo_chefia</w:t>
+      </w:r>
+      <w:r>
+        <w:rPr/>
+        <w:t>}} do</w:t>
+      </w:r>
+      <w:r>
+        <w:rPr/>
+        <w:t>(a)</w:t>
+      </w:r>
+      <w:r>
+        <w:rPr/>
+        <w:t xml:space="preserve"> {{divisao</w:t>
+      </w:r>
+      <w:r>
+        <w:rPr/>
+        <w:t>_capitalize</w:t>
+      </w:r>
+      <w:r>
+        <w:rPr/>
+        <w:t xml:space="preserve">}}, no uso das atribuições que me foram conferidas pelo Delegado-Geral Silvio Jacob </w:t>
+      </w:r>
+      <w:r>
+        <w:rPr/>
+        <w:t>Rockembach</w:t>
+      </w:r>
+      <w:r>
+        <w:rPr/>
+        <w:t xml:space="preserve">, bem como pelo Conselho da Polícia Civil, </w:t>
+      </w:r>
+    </w:p>
+    <w:p xmlns:wp14="http://schemas.microsoft.com/office/word/2010/wordml" wp14:textId="77777777">
+      <w:pPr>
+        <w:spacing w:line="360" w:lineRule="auto"/>
+        <w:jc w:val="left"/>
+      </w:pPr>
     </w:p>
     <w:p xmlns:wp14="http://schemas.microsoft.com/office/word/2010/wordml" wp14:textId="77777777">
       <w:pPr>
@@ -45,25 +170,66 @@
           <w:bCs/>
         </w:rPr>
       </w:pPr>
-    </w:p>
-    <w:p xmlns:wp14="http://schemas.microsoft.com/office/word/2010/wordml" wp14:textId="77777777">
-      <w:pPr>
-        <w:spacing w:line="360" w:lineRule="auto"/>
-        <w:jc w:val="center"/>
+      <w:r>
         <w:rPr>
           <w:b/>
           <w:bCs/>
         </w:rPr>
-      </w:pPr>
+        <w:t>DETERMINO</w:t>
+      </w:r>
     </w:p>
     <w:p xmlns:wp14="http://schemas.microsoft.com/office/word/2010/wordml" wp14:textId="77777777">
       <w:pPr>
         <w:spacing w:line="360" w:lineRule="auto"/>
         <w:jc w:val="left"/>
-      </w:pPr>
-      <w:r>
-        <w:t xml:space="preserve">Ref.: Diligências </w:t>
-      </w:r>
+        <w:rPr>
+          <w:sz w:val="28"/>
+          <w:szCs w:val="28"/>
+        </w:rPr>
+      </w:pPr>
+    </w:p>
+    <w:p xmlns:wp14="http://schemas.microsoft.com/office/word/2010/wordml" wp14:textId="2F51EA85">
+      <w:pPr>
+        <w:spacing w:line="360" w:lineRule="auto"/>
+      </w:pPr>
+      <w:r>
+        <w:rPr/>
+        <w:t xml:space="preserve"> O deslocamento {{</w:t>
+      </w:r>
+      <w:r>
+        <w:rPr/>
+        <w:t>equipe_deslocamento</w:t>
+      </w:r>
+      <w:r>
+        <w:rPr/>
+        <w:t xml:space="preserve">}} para o município </w:t>
+      </w:r>
+      <w:r>
+        <w:rPr/>
+        <w:t>de {</w:t>
+      </w:r>
+      <w:r>
+        <w:rPr/>
+        <w:t>{destino}}, no dia {{</w:t>
+      </w:r>
+      <w:r>
+        <w:rPr/>
+        <w:t>data_extenso</w:t>
+      </w:r>
+      <w:r>
+        <w:rPr/>
+        <w:t>}}, para realizar {{motivo}}.</w:t>
+      </w:r>
+    </w:p>
+    <w:p xmlns:wp14="http://schemas.microsoft.com/office/word/2010/wordml" wp14:textId="77777777">
+      <w:pPr>
+        <w:spacing w:line="360" w:lineRule="auto"/>
+      </w:pPr>
+    </w:p>
+    <w:p xmlns:wp14="http://schemas.microsoft.com/office/word/2010/wordml" wp14:textId="77777777">
+      <w:pPr>
+        <w:spacing w:line="360" w:lineRule="auto"/>
+      </w:pPr>
     </w:p>
     <w:p xmlns:wp14="http://schemas.microsoft.com/office/word/2010/wordml" wp14:textId="77777777">
       <w:pPr>
@@ -71,72 +237,7 @@
         <w:jc w:val="left"/>
       </w:pPr>
     </w:p>
-    <w:p xmlns:wp14="http://schemas.microsoft.com/office/word/2010/wordml" wp14:textId="77777777">
-      <w:pPr>
-        <w:spacing w:line="360" w:lineRule="auto"/>
-      </w:pPr>
-      <w:r>
-        <w:t xml:space="preserve">Eu, {{nome_chefia}}, {{cargo_chefia}} do {{divisao}}, no uso das atribuições que me foram conferidas pelo Delegado-Geral Silvio Jacob Rockembach, bem como pelo Conselho da Polícia Civil, </w:t>
-      </w:r>
-    </w:p>
-    <w:p xmlns:wp14="http://schemas.microsoft.com/office/word/2010/wordml" wp14:textId="77777777">
-      <w:pPr>
-        <w:spacing w:line="360" w:lineRule="auto"/>
-        <w:jc w:val="left"/>
-      </w:pPr>
-    </w:p>
-    <w:p xmlns:wp14="http://schemas.microsoft.com/office/word/2010/wordml" wp14:textId="77777777">
-      <w:pPr>
-        <w:spacing w:line="360" w:lineRule="auto"/>
-        <w:jc w:val="center"/>
-        <w:rPr>
-          <w:b/>
-          <w:bCs/>
-        </w:rPr>
-      </w:pPr>
-      <w:r>
-        <w:rPr>
-          <w:b/>
-          <w:bCs/>
-        </w:rPr>
-        <w:t>DETERMINO</w:t>
-      </w:r>
-    </w:p>
-    <w:p xmlns:wp14="http://schemas.microsoft.com/office/word/2010/wordml" wp14:textId="77777777">
-      <w:pPr>
-        <w:spacing w:line="360" w:lineRule="auto"/>
-        <w:jc w:val="left"/>
-        <w:rPr>
-          <w:sz w:val="28"/>
-          <w:szCs w:val="28"/>
-        </w:rPr>
-      </w:pPr>
-    </w:p>
-    <w:p xmlns:wp14="http://schemas.microsoft.com/office/word/2010/wordml" wp14:textId="77777777">
-      <w:pPr>
-        <w:spacing w:line="360" w:lineRule="auto"/>
-      </w:pPr>
-      <w:r>
-        <w:t xml:space="preserve"> O deslocamento {{equipe_deslocamento}} para o município de  {{destino}}, no dia {{data_extenso}}, para realizar {{motivo}}.</w:t>
-      </w:r>
-    </w:p>
-    <w:p xmlns:wp14="http://schemas.microsoft.com/office/word/2010/wordml" wp14:textId="77777777">
-      <w:pPr>
-        <w:spacing w:line="360" w:lineRule="auto"/>
-      </w:pPr>
-    </w:p>
-    <w:p xmlns:wp14="http://schemas.microsoft.com/office/word/2010/wordml" wp14:textId="77777777">
-      <w:pPr>
-        <w:spacing w:line="360" w:lineRule="auto"/>
-      </w:pPr>
-    </w:p>
-    <w:p xmlns:wp14="http://schemas.microsoft.com/office/word/2010/wordml" wp14:textId="77777777">
-      <w:pPr>
-        <w:spacing w:line="360" w:lineRule="auto"/>
-        <w:jc w:val="left"/>
-      </w:pPr>
-    </w:p>
-    <w:p xmlns:wp14="http://schemas.microsoft.com/office/word/2010/wordml" wp14:textId="77777777">
+    <w:p xmlns:wp14="http://schemas.microsoft.com/office/word/2010/wordml" wp14:textId="01DACD2C">
       <w:pPr>
         <w:ind w:right="19"/>
         <w:jc w:val="center"/>
@@ -150,7 +251,21 @@
           <w:sz w:val="22"/>
           <w:szCs w:val="22"/>
         </w:rPr>
-        <w:t>{{sede}}, {{data_extenso}}</w:t>
+        <w:t>{{sede}}, {{data_</w:t>
+      </w:r>
+      <w:r>
+        <w:rPr>
+          <w:sz w:val="22"/>
+          <w:szCs w:val="22"/>
+        </w:rPr>
+        <w:t>atual_</w:t>
+      </w:r>
+      <w:r>
+        <w:rPr>
+          <w:sz w:val="22"/>
+          <w:szCs w:val="22"/>
+        </w:rPr>
+        <w:t>extenso}}</w:t>
       </w:r>
     </w:p>
     <w:p xmlns:wp14="http://schemas.microsoft.com/office/word/2010/wordml" wp14:textId="77777777">
@@ -476,7 +591,7 @@
     </w:pPr>
     <w:r>
       <w:drawing>
-        <wp:inline wp14:editId="4D1C90BE" wp14:anchorId="078AEE0A">
+        <wp:inline wp14:editId="72F0E208" wp14:anchorId="078AEE0A">
           <wp:extent cx="866775" cy="1266825"/>
           <wp:effectExtent l="0" t="0" r="0" b="0"/>
           <wp:docPr id="84710325" name="drawing"/>
